--- a/docs/word/03_IEEE39修改版完整算例数据.docx
+++ b/docs/word/03_IEEE39修改版完整算例数据.docx
@@ -2,7 +2,7 @@
 <file path=word/document.xml><?xml version="1.0" encoding="utf-8"?>
 <w:document xmlns:w="http://schemas.openxmlformats.org/wordprocessingml/2006/main" xmlns:m="http://schemas.openxmlformats.org/officeDocument/2006/math" xmlns:r="http://schemas.openxmlformats.org/officeDocument/2006/relationships" xmlns:o="urn:schemas-microsoft-com:office:office" xmlns:v="urn:schemas-microsoft-com:vml" xmlns:w10="urn:schemas-microsoft-com:office:word" xmlns:a="http://schemas.openxmlformats.org/drawingml/2006/main" xmlns:pic="http://schemas.openxmlformats.org/drawingml/2006/picture" xmlns:wp="http://schemas.openxmlformats.org/drawingml/2006/wordprocessingDrawing">
   <w:body>
-    <w:bookmarkStart w:id="44" w:name="修改版-ieee-39-节点完整算例数据极热无风场景"/>
+    <w:bookmarkStart w:id="45" w:name="修改版-ieee-39-节点完整算例数据极热无风场景"/>
     <w:p>
       <w:pPr>
         <w:pStyle w:val="Heading1"/>
@@ -3276,7 +3276,7 @@
         <w:t xml:space="preserve"> </w:t>
       </w:r>
       <w:r>
-        <w:t xml:space="preserve">变压器变比（0 表示 1.0）。</w:t>
+        <w:t xml:space="preserve">支路变比（0 表示 1.0，非 0 为含变比支路）。</w:t>
       </w:r>
     </w:p>
     <w:tbl>
@@ -14974,7 +14974,7 @@
               <w:t xml:space="preserve">求解后完整基准状态</w:t>
             </w:r>
             <w:r>
-              <w:t xml:space="preserve">（发电机/节点/负荷/支路变压器潮流）</w:t>
+              <w:t xml:space="preserve">（发电机/节点/负荷/支路潮流）</w:t>
             </w:r>
           </w:p>
         </w:tc>
@@ -15004,6 +15004,102 @@
             </w:pPr>
             <w:r>
               <w:t xml:space="preserve">打印求解后系统运行基准状态（【9】–【13】）</w:t>
+            </w:r>
+          </w:p>
+        </w:tc>
+      </w:tr>
+      <w:tr>
+        <w:tc>
+          <w:tcPr/>
+          <w:p>
+            <w:pPr>
+              <w:pStyle w:val="Compact"/>
+              <w:jc w:val="left"/>
+            </w:pPr>
+            <w:r>
+              <w:rPr>
+                <w:rStyle w:val="VerbatimChar"/>
+              </w:rPr>
+              <w:t xml:space="preserve">fault_probability.m</w:t>
+            </w:r>
+          </w:p>
+        </w:tc>
+        <w:tc>
+          <w:tcPr/>
+          <w:p>
+            <w:pPr>
+              <w:pStyle w:val="Compact"/>
+              <w:jc w:val="left"/>
+            </w:pPr>
+            <w:r>
+              <w:rPr>
+                <w:bCs/>
+                <w:b/>
+              </w:rPr>
+              <w:t xml:space="preserve">第四步</w:t>
+            </w:r>
+            <w:r>
+              <w:t xml:space="preserve">：节点变压器/电源/线路故障概率（见</w:t>
+            </w:r>
+            <w:r>
+              <w:t xml:space="preserve"> </w:t>
+            </w:r>
+            <w:r>
+              <w:rPr>
+                <w:rStyle w:val="VerbatimChar"/>
+              </w:rPr>
+              <w:t xml:space="preserve">docs/04</w:t>
+            </w:r>
+            <w:r>
+              <w:t xml:space="preserve">）</w:t>
+            </w:r>
+          </w:p>
+        </w:tc>
+      </w:tr>
+      <w:tr>
+        <w:tc>
+          <w:tcPr/>
+          <w:p>
+            <w:pPr>
+              <w:pStyle w:val="Compact"/>
+              <w:jc w:val="left"/>
+            </w:pPr>
+            <w:r>
+              <w:rPr>
+                <w:rStyle w:val="VerbatimChar"/>
+              </w:rPr>
+              <w:t xml:space="preserve">monte_carlo_fault_scenarios.m</w:t>
+            </w:r>
+          </w:p>
+        </w:tc>
+        <w:tc>
+          <w:tcPr/>
+          <w:p>
+            <w:pPr>
+              <w:pStyle w:val="Compact"/>
+              <w:jc w:val="left"/>
+            </w:pPr>
+            <w:r>
+              <w:rPr>
+                <w:bCs/>
+                <w:b/>
+              </w:rPr>
+              <w:t xml:space="preserve">第五步</w:t>
+            </w:r>
+            <w:r>
+              <w:t xml:space="preserve">：生成 2000 个 85 维 0/1 故障场景（见</w:t>
+            </w:r>
+            <w:r>
+              <w:t xml:space="preserve"> </w:t>
+            </w:r>
+            <w:r>
+              <w:rPr>
+                <w:rStyle w:val="VerbatimChar"/>
+              </w:rPr>
+              <w:t xml:space="preserve">docs/05</w:t>
+            </w:r>
+            <w:r>
+              <w:t xml:space="preserve">）</w:t>
             </w:r>
           </w:p>
         </w:tc>
@@ -23680,13 +23776,13 @@
       </w:r>
     </w:p>
     <w:bookmarkEnd w:id="40"/>
-    <w:bookmarkStart w:id="41" w:name="支路变压器潮流46-条完整表"/>
+    <w:bookmarkStart w:id="41" w:name="支路潮流46-条完整表含变比支路"/>
     <w:p>
       <w:pPr>
         <w:pStyle w:val="Heading3"/>
       </w:pPr>
       <w:r>
-        <w:t xml:space="preserve">11.5 支路/变压器潮流（46 条完整表）</w:t>
+        <w:t xml:space="preserve">11.5 支路潮流（46 条完整表；含变比支路）</w:t>
       </w:r>
     </w:p>
     <w:p>
@@ -23706,7 +23802,29 @@
         <w:t xml:space="preserve"> </w:t>
       </w:r>
       <w:r>
-        <w:t xml:space="preserve">为线路或变压器；</w:t>
+        <w:t xml:space="preserve">为线路或</w:t>
+      </w:r>
+      <w:r>
+        <w:rPr>
+          <w:bCs/>
+          <w:b/>
+        </w:rPr>
+        <w:t xml:space="preserve">变比支路</w:t>
+      </w:r>
+      <w:r>
+        <w:t xml:space="preserve">（</w:t>
+      </w:r>
+      <w:r>
+        <w:rPr>
+          <w:rStyle w:val="VerbatimChar"/>
+        </w:rPr>
+        <w:t xml:space="preserve">tap≠0</w:t>
+      </w:r>
+      <w:r>
+        <w:t xml:space="preserve"> </w:t>
+      </w:r>
+      <w:r>
+        <w:t xml:space="preserve">的含变比支路）；</w:t>
       </w:r>
       <w:r>
         <w:rPr>
@@ -23786,6 +23904,58 @@
         <w:t xml:space="preserve">方向有功 (MW)。</w:t>
       </w:r>
     </w:p>
+    <w:p>
+      <w:pPr>
+        <w:pStyle w:val="BlockText"/>
+      </w:pPr>
+      <w:r>
+        <w:t xml:space="preserve">注：</w:t>
+      </w:r>
+      <w:r>
+        <w:rPr>
+          <w:rStyle w:val="VerbatimChar"/>
+        </w:rPr>
+        <w:t xml:space="preserve">tap≠0</w:t>
+      </w:r>
+      <w:r>
+        <w:t xml:space="preserve"> </w:t>
+      </w:r>
+      <w:r>
+        <w:t xml:space="preserve">的 12 条支路是 DC 模型中的</w:t>
+      </w:r>
+      <w:r>
+        <w:rPr>
+          <w:bCs/>
+          <w:b/>
+        </w:rPr>
+        <w:t xml:space="preserve">含变比支路</w:t>
+      </w:r>
+      <w:r>
+        <w:t xml:space="preserve">，仅用于潮流计算；本研究的</w:t>
+      </w:r>
+      <w:r>
+        <w:rPr>
+          <w:bCs/>
+          <w:b/>
+        </w:rPr>
+        <w:t xml:space="preserve">物理变压器</w:t>
+      </w:r>
+      <w:r>
+        <w:t xml:space="preserve">按”每个非电源节点一台同型号”建模（见第 12 节与</w:t>
+      </w:r>
+      <w:r>
+        <w:t xml:space="preserve"> </w:t>
+      </w:r>
+      <w:r>
+        <w:rPr>
+          <w:rStyle w:val="VerbatimChar"/>
+        </w:rPr>
+        <w:t xml:space="preserve">docs/04</w:t>
+      </w:r>
+      <w:r>
+        <w:t xml:space="preserve">），与这些支路不是同一对象。</w:t>
+      </w:r>
+    </w:p>
     <w:tbl>
       <w:tblPr>
         <w:tblStyle w:val="Table"/>
@@ -24402,7 +24572,7 @@
               <w:jc w:val="left"/>
             </w:pPr>
             <w:r>
-              <w:t xml:space="preserve">变压器</w:t>
+              <w:t xml:space="preserve">变比支路</w:t>
             </w:r>
           </w:p>
         </w:tc>
@@ -25392,7 +25562,7 @@
               <w:jc w:val="left"/>
             </w:pPr>
             <w:r>
-              <w:t xml:space="preserve">变压器</w:t>
+              <w:t xml:space="preserve">变比支路</w:t>
             </w:r>
           </w:p>
         </w:tc>
@@ -26052,7 +26222,7 @@
               <w:jc w:val="left"/>
             </w:pPr>
             <w:r>
-              <w:t xml:space="preserve">变压器</w:t>
+              <w:t xml:space="preserve">变比支路</w:t>
             </w:r>
           </w:p>
         </w:tc>
@@ -26162,7 +26332,7 @@
               <w:jc w:val="left"/>
             </w:pPr>
             <w:r>
-              <w:t xml:space="preserve">变压器</w:t>
+              <w:t xml:space="preserve">变比支路</w:t>
             </w:r>
           </w:p>
         </w:tc>
@@ -26272,7 +26442,7 @@
               <w:jc w:val="left"/>
             </w:pPr>
             <w:r>
-              <w:t xml:space="preserve">变压器</w:t>
+              <w:t xml:space="preserve">变比支路</w:t>
             </w:r>
           </w:p>
         </w:tc>
@@ -27372,7 +27542,7 @@
               <w:jc w:val="left"/>
             </w:pPr>
             <w:r>
-              <w:t xml:space="preserve">变压器</w:t>
+              <w:t xml:space="preserve">变比支路</w:t>
             </w:r>
           </w:p>
         </w:tc>
@@ -27482,7 +27652,7 @@
               <w:jc w:val="left"/>
             </w:pPr>
             <w:r>
-              <w:t xml:space="preserve">变压器</w:t>
+              <w:t xml:space="preserve">变比支路</w:t>
             </w:r>
           </w:p>
         </w:tc>
@@ -27592,7 +27762,7 @@
               <w:jc w:val="left"/>
             </w:pPr>
             <w:r>
-              <w:t xml:space="preserve">变压器</w:t>
+              <w:t xml:space="preserve">变比支路</w:t>
             </w:r>
           </w:p>
         </w:tc>
@@ -27922,7 +28092,7 @@
               <w:jc w:val="left"/>
             </w:pPr>
             <w:r>
-              <w:t xml:space="preserve">变压器</w:t>
+              <w:t xml:space="preserve">变比支路</w:t>
             </w:r>
           </w:p>
         </w:tc>
@@ -28142,7 +28312,7 @@
               <w:jc w:val="left"/>
             </w:pPr>
             <w:r>
-              <w:t xml:space="preserve">变压器</w:t>
+              <w:t xml:space="preserve">变比支路</w:t>
             </w:r>
           </w:p>
         </w:tc>
@@ -28362,7 +28532,7 @@
               <w:jc w:val="left"/>
             </w:pPr>
             <w:r>
-              <w:t xml:space="preserve">变压器</w:t>
+              <w:t xml:space="preserve">变比支路</w:t>
             </w:r>
           </w:p>
         </w:tc>
@@ -28912,7 +29082,7 @@
               <w:jc w:val="left"/>
             </w:pPr>
             <w:r>
-              <w:t xml:space="preserve">变压器</w:t>
+              <w:t xml:space="preserve">变比支路</w:t>
             </w:r>
           </w:p>
         </w:tc>
@@ -28979,13 +29149,13 @@
       </w:tr>
     </w:tbl>
     <w:bookmarkEnd w:id="41"/>
-    <w:bookmarkStart w:id="42" w:name="变压器支路潮流专表12-台"/>
+    <w:bookmarkStart w:id="42" w:name="含变比tap0支路潮流专表12-条"/>
     <w:p>
       <w:pPr>
         <w:pStyle w:val="Heading3"/>
       </w:pPr>
       <w:r>
-        <w:t xml:space="preserve">11.6 变压器支路潮流专表（12 台）</w:t>
+        <w:t xml:space="preserve">11.6 含变比(tap≠0)支路潮流专表（12 条）</w:t>
       </w:r>
     </w:p>
     <w:tbl>
@@ -30298,6 +30468,354 @@
         </w:pict>
       </w:r>
     </w:p>
+    <w:bookmarkEnd w:id="42"/>
+    <w:bookmarkEnd w:id="43"/>
+    <w:bookmarkStart w:id="44" w:name="后续分析节点变压器建模说明"/>
+    <w:p>
+      <w:pPr>
+        <w:pStyle w:val="Heading2"/>
+      </w:pPr>
+      <w:r>
+        <w:t xml:space="preserve">12. 后续分析：节点变压器建模说明</w:t>
+      </w:r>
+    </w:p>
+    <w:p>
+      <w:pPr>
+        <w:pStyle w:val="FirstParagraph"/>
+      </w:pPr>
+      <w:r>
+        <w:t xml:space="preserve">从第四步故障概率分析（</w:t>
+      </w:r>
+      <w:r>
+        <w:rPr>
+          <w:rStyle w:val="VerbatimChar"/>
+        </w:rPr>
+        <w:t xml:space="preserve">docs/04</w:t>
+      </w:r>
+      <w:r>
+        <w:t xml:space="preserve">）起，采用如下</w:t>
+      </w:r>
+      <w:r>
+        <w:rPr>
+          <w:bCs/>
+          <w:b/>
+        </w:rPr>
+        <w:t xml:space="preserve">与 DC-OPF 支路拓扑相区分</w:t>
+      </w:r>
+      <w:r>
+        <w:t xml:space="preserve">的变压器假设：</w:t>
+      </w:r>
+    </w:p>
+    <w:tbl>
+      <w:tblPr>
+        <w:tblStyle w:val="Table"/>
+        <w:tblW w:type="pct" w:w="5000"/>
+        <w:tblLook w:firstRow="1" w:lastRow="0" w:firstColumn="0" w:lastColumn="0" w:noHBand="0" w:noVBand="0" w:val="0020"/>
+        <w:jc w:val="start"/>
+      </w:tblPr>
+      <w:tblGrid>
+        <w:gridCol w:w="2376"/>
+        <w:gridCol w:w="3168"/>
+        <w:gridCol w:w="2376"/>
+      </w:tblGrid>
+      <w:tr>
+        <w:trPr>
+          <w:tblHeader w:val="true"/>
+        </w:trPr>
+        <w:tc>
+          <w:tcPr/>
+          <w:p>
+            <w:pPr>
+              <w:pStyle w:val="Compact"/>
+              <w:jc w:val="left"/>
+            </w:pPr>
+            <w:r>
+              <w:t xml:space="preserve">对象</w:t>
+            </w:r>
+          </w:p>
+        </w:tc>
+        <w:tc>
+          <w:tcPr/>
+          <w:p>
+            <w:pPr>
+              <w:pStyle w:val="Compact"/>
+              <w:jc w:val="right"/>
+            </w:pPr>
+            <w:r>
+              <w:t xml:space="preserve">数量</w:t>
+            </w:r>
+          </w:p>
+        </w:tc>
+        <w:tc>
+          <w:tcPr/>
+          <w:p>
+            <w:pPr>
+              <w:pStyle w:val="Compact"/>
+              <w:jc w:val="left"/>
+            </w:pPr>
+            <w:r>
+              <w:t xml:space="preserve">说明</w:t>
+            </w:r>
+          </w:p>
+        </w:tc>
+      </w:tr>
+      <w:tr>
+        <w:tc>
+          <w:tcPr/>
+          <w:p>
+            <w:pPr>
+              <w:pStyle w:val="Compact"/>
+              <w:jc w:val="left"/>
+            </w:pPr>
+            <w:r>
+              <w:t xml:space="preserve">DC-OPF 含变比支路</w:t>
+            </w:r>
+          </w:p>
+        </w:tc>
+        <w:tc>
+          <w:tcPr/>
+          <w:p>
+            <w:pPr>
+              <w:pStyle w:val="Compact"/>
+              <w:jc w:val="right"/>
+            </w:pPr>
+            <w:r>
+              <w:t xml:space="preserve">12 条</w:t>
+            </w:r>
+          </w:p>
+        </w:tc>
+        <w:tc>
+          <w:tcPr/>
+          <w:p>
+            <w:pPr>
+              <w:pStyle w:val="Compact"/>
+              <w:jc w:val="left"/>
+            </w:pPr>
+            <w:r>
+              <w:t xml:space="preserve">第 3、11.5–11.6 节</w:t>
+            </w:r>
+            <w:r>
+              <w:t xml:space="preserve"> </w:t>
+            </w:r>
+            <w:r>
+              <w:rPr>
+                <w:rStyle w:val="VerbatimChar"/>
+              </w:rPr>
+              <w:t xml:space="preserve">tap≠0</w:t>
+            </w:r>
+            <w:r>
+              <w:t xml:space="preserve"> </w:t>
+            </w:r>
+            <w:r>
+              <w:t xml:space="preserve">支路，仅用于潮流计算（</w:t>
+            </w:r>
+            <w:r>
+              <w:rPr>
+                <w:bCs/>
+                <w:b/>
+              </w:rPr>
+              <w:t xml:space="preserve">非物理变压器</w:t>
+            </w:r>
+            <w:r>
+              <w:t xml:space="preserve">）</w:t>
+            </w:r>
+          </w:p>
+        </w:tc>
+      </w:tr>
+      <w:tr>
+        <w:tc>
+          <w:tcPr/>
+          <w:p>
+            <w:pPr>
+              <w:pStyle w:val="Compact"/>
+              <w:jc w:val="left"/>
+            </w:pPr>
+            <w:r>
+              <w:rPr>
+                <w:bCs/>
+                <w:b/>
+              </w:rPr>
+              <w:t xml:space="preserve">节点变压器（故障分析）</w:t>
+            </w:r>
+          </w:p>
+        </w:tc>
+        <w:tc>
+          <w:tcPr/>
+          <w:p>
+            <w:pPr>
+              <w:pStyle w:val="Compact"/>
+              <w:jc w:val="right"/>
+            </w:pPr>
+            <w:r>
+              <w:rPr>
+                <w:bCs/>
+                <w:b/>
+              </w:rPr>
+              <w:t xml:space="preserve">29 台</w:t>
+            </w:r>
+          </w:p>
+        </w:tc>
+        <w:tc>
+          <w:tcPr/>
+          <w:p>
+            <w:pPr>
+              <w:pStyle w:val="Compact"/>
+              <w:jc w:val="left"/>
+            </w:pPr>
+            <w:r>
+              <w:rPr>
+                <w:bCs/>
+                <w:b/>
+              </w:rPr>
+              <w:t xml:space="preserve">每个非电源节点 1 台</w:t>
+            </w:r>
+            <w:r>
+              <w:t xml:space="preserve">（bus 1–29），型号相同</w:t>
+            </w:r>
+          </w:p>
+        </w:tc>
+      </w:tr>
+      <w:tr>
+        <w:tc>
+          <w:tcPr/>
+          <w:p>
+            <w:pPr>
+              <w:pStyle w:val="Compact"/>
+              <w:jc w:val="left"/>
+            </w:pPr>
+            <w:r>
+              <w:t xml:space="preserve">电源节点（不设节点变压器）</w:t>
+            </w:r>
+          </w:p>
+        </w:tc>
+        <w:tc>
+          <w:tcPr/>
+          <w:p>
+            <w:pPr>
+              <w:pStyle w:val="Compact"/>
+              <w:jc w:val="right"/>
+            </w:pPr>
+            <w:r>
+              <w:t xml:space="preserve">10 个</w:t>
+            </w:r>
+          </w:p>
+        </w:tc>
+        <w:tc>
+          <w:tcPr/>
+          <w:p>
+            <w:pPr>
+              <w:pStyle w:val="Compact"/>
+              <w:jc w:val="left"/>
+            </w:pPr>
+            <w:r>
+              <w:t xml:space="preserve">bus 30–39（与</w:t>
+            </w:r>
+            <w:r>
+              <w:t xml:space="preserve"> </w:t>
+            </w:r>
+            <w:r>
+              <w:rPr>
+                <w:rStyle w:val="VerbatimChar"/>
+              </w:rPr>
+              <w:t xml:space="preserve">mpc.gen</w:t>
+            </w:r>
+            <w:r>
+              <w:t xml:space="preserve"> </w:t>
+            </w:r>
+            <w:r>
+              <w:t xml:space="preserve">对应）</w:t>
+            </w:r>
+          </w:p>
+        </w:tc>
+      </w:tr>
+    </w:tbl>
+    <w:p>
+      <w:pPr>
+        <w:pStyle w:val="BodyText"/>
+      </w:pPr>
+      <w:r>
+        <w:t xml:space="preserve">由于本研究最优潮流为</w:t>
+      </w:r>
+      <w:r>
+        <w:rPr>
+          <w:bCs/>
+          <w:b/>
+        </w:rPr>
+        <w:t xml:space="preserve">直流潮流(DC-OPF)</w:t>
+      </w:r>
+      <w:r>
+        <w:t xml:space="preserve">，只有有功功率、无无功功率与电压幅值，</w:t>
+      </w:r>
+      <w:r>
+        <w:t xml:space="preserve"> </w:t>
+      </w:r>
+      <w:r>
+        <w:t xml:space="preserve">而变压器发热取决于视在功率（DC 解无法提供）。因此节点变压器故障概率</w:t>
+      </w:r>
+      <w:r>
+        <w:rPr>
+          <w:bCs/>
+          <w:b/>
+        </w:rPr>
+        <w:t xml:space="preserve">不使用有功负载比</w:t>
+      </w:r>
+      <w:r>
+        <w:t xml:space="preserve">，</w:t>
+      </w:r>
+      <w:r>
+        <w:t xml:space="preserve"> </w:t>
+      </w:r>
+      <w:r>
+        <w:t xml:space="preserve">改由</w:t>
+      </w:r>
+      <w:r>
+        <w:rPr>
+          <w:bCs/>
+          <w:b/>
+        </w:rPr>
+        <w:t xml:space="preserve">环境温度驱动</w:t>
+      </w:r>
+      <w:r>
+        <w:t xml:space="preserve">（铭牌额定热点温升 + Arrhenius 老化），由</w:t>
+      </w:r>
+      <w:r>
+        <w:t xml:space="preserve"> </w:t>
+      </w:r>
+      <w:r>
+        <w:rPr>
+          <w:rStyle w:val="VerbatimChar"/>
+        </w:rPr>
+        <w:t xml:space="preserve">matlab/fault_probability.m</w:t>
+      </w:r>
+      <w:r>
+        <w:t xml:space="preserve"> </w:t>
+      </w:r>
+      <w:r>
+        <w:t xml:space="preserve">计算，详见</w:t>
+      </w:r>
+      <w:r>
+        <w:t xml:space="preserve"> </w:t>
+      </w:r>
+      <w:r>
+        <w:rPr>
+          <w:rStyle w:val="VerbatimChar"/>
+        </w:rPr>
+        <w:t xml:space="preserve">docs/04</w:t>
+      </w:r>
+      <w:r>
+        <w:t xml:space="preserve"> </w:t>
+      </w:r>
+      <w:r>
+        <w:t xml:space="preserve">A 节。</w:t>
+      </w:r>
+    </w:p>
+    <w:p>
+      <w:r>
+        <w:pict>
+          <v:rect style="width:0;height:1.5pt" o:hralign="center" o:hrstd="t" o:hr="t"/>
+        </w:pict>
+      </w:r>
+    </w:p>
     <w:p>
       <w:pPr>
         <w:pStyle w:val="FirstParagraph"/>
@@ -30310,9 +30828,8 @@
         <w:t xml:space="preserve">数据来源：MATPOWER case39 (New England 39-bus system)。修改版用于极热无风源-荷失衡最优调度研究。</w:t>
       </w:r>
     </w:p>
-    <w:bookmarkEnd w:id="42"/>
-    <w:bookmarkEnd w:id="43"/>
     <w:bookmarkEnd w:id="44"/>
+    <w:bookmarkEnd w:id="45"/>
     <w:sectPr/>
   </w:body>
 </w:document>

--- a/docs/word/03_IEEE39修改版完整算例数据.docx
+++ b/docs/word/03_IEEE39修改版完整算例数据.docx
@@ -15116,6 +15116,42 @@
               <w:rPr>
                 <w:rStyle w:val="VerbatimChar"/>
               </w:rPr>
+              <w:t xml:space="preserve">evaluate_fault_scenarios.m</w:t>
+            </w:r>
+          </w:p>
+        </w:tc>
+        <w:tc>
+          <w:tcPr/>
+          <w:p>
+            <w:pPr>
+              <w:pStyle w:val="Compact"/>
+              <w:jc w:val="left"/>
+            </w:pPr>
+            <w:r>
+              <w:rPr>
+                <w:bCs/>
+                <w:b/>
+              </w:rPr>
+              <w:t xml:space="preserve">第六步</w:t>
+            </w:r>
+            <w:r>
+              <w:t xml:space="preserve">：故障后 OPF 遍历；以基准 OPF 出力为爬坡基准，含火电启停</w:t>
+            </w:r>
+          </w:p>
+        </w:tc>
+      </w:tr>
+      <w:tr>
+        <w:tc>
+          <w:tcPr/>
+          <w:p>
+            <w:pPr>
+              <w:pStyle w:val="Compact"/>
+              <w:jc w:val="left"/>
+            </w:pPr>
+            <w:r>
+              <w:rPr>
+                <w:rStyle w:val="VerbatimChar"/>
+              </w:rPr>
               <w:t xml:space="preserve">baseline_state_ref.m</w:t>
             </w:r>
           </w:p>
@@ -15226,7 +15262,7 @@
               <w:jc w:val="left"/>
             </w:pPr>
             <w:r>
-              <w:t xml:space="preserve">计算调度下界/上界（含爬坡、水电电量）</w:t>
+              <w:t xml:space="preserve">计算调度下界/上界；基准 OPF 可关闭爬坡，故障后 OPF 可开启爬坡</w:t>
             </w:r>
           </w:p>
         </w:tc>
@@ -15284,7 +15320,7 @@
               <w:jc w:val="left"/>
             </w:pPr>
             <w:r>
-              <w:t xml:space="preserve">构建并用 Gurobi 求解 DC-OPF</w:t>
+              <w:t xml:space="preserve">构建并用 Gurobi 求解含火电启停变量的 DC-OPF/MIQP</w:t>
             </w:r>
           </w:p>
         </w:tc>
